--- a/report/Experiment_Report_Revised.docx
+++ b/report/Experiment_Report_Revised.docx
@@ -31,7 +31,7 @@
         <w:ind w:firstLine="440"/>
       </w:pPr>
       <w:r>
-        <w:t>针对同一道数学题的四条候选解答，本文融合文本表示、答案共识、数量来源与表达式证据，建立轻量候选选择器。两个线性模型给出基础概率，小型神经网络与树模型学习证据之间的组合关系，名次双视图进一步调整并列特征的评分。最终方法在官方测试集上选对 393/467 题，准确率为 84.15%，较原 control 基线多选对 15 题，提高 3.21 个百分点。全部推理资产未压缩为 643,525 字节，本地四线程完整 CPU 评测用时 9.31 秒。从头重训与冻结权重的逐题选择一致。</w:t>
+        <w:t>针对同一道数学题的四条候选解答，本文融合文本表示、答案共识、数量来源与表达式证据，建立轻量候选选择器。两个线性模型给出基础概率，小型神经网络与树模型学习证据之间的组合关系，名次双视图进一步调整并列特征的评分。最终方法在官方测试集上选对 393/467 题，准确率为 84.1542%，较原 control 基线多选对 15 题，提高 3.2120 个百分点。全部推理资产未压缩为 643,525 字节，本地四线程完整 CPU 评测用时 9.31 秒。从头重训与冻结权重的逐题选择一致。</w:t>
       </w:r>
     </w:p>
     <w:p>
@@ -421,17 +421,13 @@
         <w:ind w:firstLine="440"/>
       </w:pPr>
       <w:r>
-        <w:t>分歧题指候选中存在至少两个不同的有效解析答案。线性模型拟合 train 中含错误候选的 2513 题；网络与树拟合 2114 道分歧题。四个候选始终按题目归入同一训练折。验证集的 443 道非分歧题较易选择；分歧部分成绩为 312/355（87.89%），完整验证集为 755/798（94.61%）。</w:t>
-      </w:r>
-    </w:p>
-    <w:p>
-      <w:r>
-        <w:br w:type="page"/>
+        <w:t>分歧题指候选中存在至少两个不同的有效解析答案。线性模型拟合 train 中含错误候选的 2513 题；网络与树拟合 2114 道分歧题。四个候选始终按题目归入同一训练折。验证集的 443 道非分歧题较易选择；分歧部分成绩为 312/355（87.8873%），完整验证集为 755/798（94.6115%）。</w:t>
       </w:r>
     </w:p>
     <w:p>
       <w:pPr>
         <w:pStyle w:val="Heading1"/>
+        <w:pageBreakBefore/>
       </w:pPr>
       <w:r>
         <w:t>2 结合文本与数量关系的基础评分</w:t>
@@ -1151,13 +1147,9 @@
       </w:r>
     </w:p>
     <w:p>
-      <w:r>
-        <w:br w:type="page"/>
-      </w:r>
-    </w:p>
-    <w:p>
       <w:pPr>
         <w:pStyle w:val="Heading1"/>
+        <w:pageBreakBefore/>
       </w:pPr>
       <w:r>
         <w:t>3 学习证据组合的修正模型</w:t>
@@ -2039,13 +2031,9 @@
       </w:r>
     </w:p>
     <w:p>
-      <w:r>
-        <w:br w:type="page"/>
-      </w:r>
-    </w:p>
-    <w:p>
       <w:pPr>
         <w:pStyle w:val="Heading1"/>
+        <w:pageBreakBefore/>
       </w:pPr>
       <w:r>
         <w:t>4 折外训练与名次双视图</w:t>
@@ -2170,13 +2158,9 @@
       </w:r>
     </w:p>
     <w:p>
-      <w:r>
-        <w:br w:type="page"/>
-      </w:r>
-    </w:p>
-    <w:p>
       <w:pPr>
         <w:pStyle w:val="Heading1"/>
+        <w:pageBreakBefore/>
       </w:pPr>
       <w:r>
         <w:t>5 准确率与关键组件的实验验证</w:t>
@@ -2429,7 +2413,7 @@
                 <w:b w:val="0"/>
                 <w:sz w:val="20"/>
               </w:rPr>
-              <w:t>69.16%</w:t>
+              <w:t>69.1649%</w:t>
             </w:r>
           </w:p>
         </w:tc>
@@ -2538,7 +2522,7 @@
                 <w:b w:val="0"/>
                 <w:sz w:val="20"/>
               </w:rPr>
-              <w:t>80.94%</w:t>
+              <w:t>80.9422%</w:t>
             </w:r>
           </w:p>
         </w:tc>
@@ -2643,7 +2627,7 @@
                 <w:b w:val="0"/>
                 <w:sz w:val="20"/>
               </w:rPr>
-              <w:t>82.87%</w:t>
+              <w:t>82.8694%</w:t>
             </w:r>
           </w:p>
         </w:tc>
@@ -2752,7 +2736,7 @@
                 <w:b w:val="0"/>
                 <w:sz w:val="20"/>
               </w:rPr>
-              <w:t>84.15%</w:t>
+              <w:t>84.1542%</w:t>
             </w:r>
           </w:p>
         </w:tc>
@@ -3023,7 +3007,7 @@
                 <w:b w:val="0"/>
                 <w:sz w:val="20"/>
               </w:rPr>
-              <w:t>84.15%</w:t>
+              <w:t>84.1542%</w:t>
             </w:r>
           </w:p>
         </w:tc>
@@ -3132,7 +3116,7 @@
                 <w:b w:val="0"/>
                 <w:sz w:val="20"/>
               </w:rPr>
-              <w:t>83.94%</w:t>
+              <w:t>83.9400%</w:t>
             </w:r>
           </w:p>
         </w:tc>
@@ -3237,7 +3221,7 @@
                 <w:b w:val="0"/>
                 <w:sz w:val="20"/>
               </w:rPr>
-              <w:t>83.30%</w:t>
+              <w:t>83.2976%</w:t>
             </w:r>
           </w:p>
         </w:tc>
@@ -3346,7 +3330,7 @@
                 <w:b w:val="0"/>
                 <w:sz w:val="20"/>
               </w:rPr>
-              <w:t>83.94%</w:t>
+              <w:t>83.9400%</w:t>
             </w:r>
           </w:p>
         </w:tc>
@@ -3451,7 +3435,7 @@
                 <w:b w:val="0"/>
                 <w:sz w:val="20"/>
               </w:rPr>
-              <w:t>83.30%</w:t>
+              <w:t>83.2976%</w:t>
             </w:r>
           </w:p>
         </w:tc>
@@ -3484,13 +3468,9 @@
       </w:r>
     </w:p>
     <w:p>
-      <w:r>
-        <w:br w:type="page"/>
-      </w:r>
-    </w:p>
-    <w:p>
       <w:pPr>
         <w:pStyle w:val="Heading1"/>
+        <w:pageBreakBefore/>
       </w:pPr>
       <w:r>
         <w:t>6 计算成本与独立复现</w:t>
@@ -4042,13 +4022,41 @@
       </w:r>
     </w:p>
     <w:p>
+      <w:pPr>
+        <w:pStyle w:val="Heading2"/>
+      </w:pPr>
       <w:r>
-        <w:br w:type="page"/>
+        <w:t>6 3 代码与检查点地址</w:t>
+      </w:r>
+    </w:p>
+    <w:p>
+      <w:pPr>
+        <w:ind w:firstLine="440"/>
+      </w:pPr>
+      <w:r>
+        <w:t>代码仓库地址：https://github.com/qutcal-alt/DASE7506-MP2</w:t>
+      </w:r>
+    </w:p>
+    <w:p>
+      <w:pPr>
+        <w:ind w:firstLine="440"/>
+      </w:pPr>
+      <w:r>
+        <w:t>检查点目录地址：https://github.com/qutcal-alt/DASE7506-MP2/tree/main/code/runs/model_bundle</w:t>
+      </w:r>
+    </w:p>
+    <w:p>
+      <w:pPr>
+        <w:ind w:firstLine="440"/>
+      </w:pPr>
+      <w:r>
+        <w:t>目录含 9 份 NPZ 与 config.json，可从 Code 菜单下载 ZIP 后按第 6.1 节评测。文件哈希及版本对应关系分别见 CHECKPOINT_MANIFEST.json 与 METHOD_MANIFEST.json。</w:t>
       </w:r>
     </w:p>
     <w:p>
       <w:pPr>
         <w:pStyle w:val="Heading1"/>
+        <w:pageBreakBefore/>
       </w:pPr>
       <w:r>
         <w:t>7 讨论与结论</w:t>
@@ -4083,7 +4091,7 @@
         <w:pStyle w:val="Heading2"/>
       </w:pPr>
       <w:r>
-        <w:t>7 2 评测范围与代码复用</w:t>
+        <w:t>7 2 评测范围</w:t>
       </w:r>
     </w:p>
     <w:p>
@@ -4091,7 +4099,15 @@
         <w:ind w:firstLine="440"/>
       </w:pPr>
       <w:r>
-        <w:t>训练折外结果与 validation 用于方法选择。开发期间曾多次查看公开 test 分数，因此 84.15% 表示冻结配置在该公开题库上的可复现成绩，独立泛化能力仍需新的留出数据评估。参数拟合使用 train 参考答案；test 参考答案用于官方评分与复现。</w:t>
+        <w:t>训练折外结果与 validation 用于方法选择。开发期间曾多次查看公开 test 分数，因此 84.1542% 表示冻结配置在该公开题库上的可复现成绩，独立泛化能力仍需新的留出数据评估。参数拟合使用 train 参考答案；test 参考答案用于官方评分与复现。</w:t>
+      </w:r>
+    </w:p>
+    <w:p>
+      <w:pPr>
+        <w:pStyle w:val="Heading2"/>
+      </w:pPr>
+      <w:r>
+        <w:t>7 3 AI 使用情况与代码复用</w:t>
       </w:r>
     </w:p>
     <w:p>
@@ -4099,7 +4115,7 @@
         <w:ind w:firstLine="440"/>
       </w:pPr>
       <w:r>
-        <w:t>AI 助手参与代码实现、实验运行、目录整理和报告撰写。148 维特征与算术检查复用原项目，数量来源提取复用 quantity_features_v2.py，树数组导出结构参考原 tree_training.py。组内比较、数量图、表达式搜索、修正模型和名次双视图在项目开发中实现。数据与候选表示使用官方分发版本，许可证和归属随包保留。</w:t>
+        <w:t>本项目使用 AI 助手 Codex 辅助实现特征提取、训练与推理代码，执行实验和复现检查，并协助整理目录、撰写与润色报告。148 维特征与算术检查复用原项目，数量来源提取复用 quantity_features_v2.py，树数组导出结构参考原 tree_training.py。组内比较、数量图、表达式搜索、修正模型和名次双视图在项目开发中实现。数据与候选表示使用官方分发版本，许可证和归属随包保留。</w:t>
       </w:r>
     </w:p>
     <w:p>
@@ -4107,7 +4123,7 @@
         <w:pStyle w:val="Heading2"/>
       </w:pPr>
       <w:r>
-        <w:t>7 3 结论</w:t>
+        <w:t>7 4 结论</w:t>
       </w:r>
     </w:p>
     <w:p>
@@ -4115,7 +4131,7 @@
         <w:ind w:firstLine="440"/>
       </w:pPr>
       <w:r>
-        <w:t>本文以两个线性评分器连接固定表示与数量证据，用小型网络、树模型和名次双视图完成候选选择。官方测试成绩为 393/467（84.15%），较原 control 多选对 15 题；固定消融支持各修正组件在当前融合中的增量作用。643,525 字节的冻结资产可直接进行离线 CPU 推理，从头重训也复现了相同的逐题选择。</w:t>
+        <w:t>本文以两个线性评分器连接固定表示与数量证据，用小型网络、树模型和名次双视图完成候选选择。官方测试成绩为 393/467（84.1542%），较原 control 多选对 15 题；固定消融支持各修正组件在当前融合中的增量作用。643,525 字节的冻结资产可直接进行离线 CPU 推理，从头重训也复现了相同的逐题选择。</w:t>
       </w:r>
     </w:p>
     <w:p>
